--- a/Space_News_26_07_2026.docx
+++ b/Space_News_26_07_2026.docx
@@ -279,7 +279,7 @@
       <w:r>
         <w:drawing>
           <wp:inline xmlns:a="http://schemas.openxmlformats.org/drawingml/2006/main" xmlns:pic="http://schemas.openxmlformats.org/drawingml/2006/picture">
-            <wp:extent cx="4389120" cy="4389120"/>
+            <wp:extent cx="4389120" cy="3796589"/>
             <wp:docPr id="3" name="Picture 3"/>
             <wp:cNvGraphicFramePr>
               <a:graphicFrameLocks noChangeAspect="1"/>
@@ -300,7 +300,7 @@
                   <pic:spPr>
                     <a:xfrm>
                       <a:off x="0" y="0"/>
-                      <a:ext cx="4389120" cy="4389120"/>
+                      <a:ext cx="4389120" cy="3796589"/>
                     </a:xfrm>
                     <a:prstGeom prst="rect"/>
                   </pic:spPr>
@@ -629,6 +629,46 @@
     </w:p>
     <w:p>
       <w:pPr>
+        <w:spacing w:after="120"/>
+        <w:jc w:val="center"/>
+      </w:pPr>
+      <w:r>
+        <w:drawing>
+          <wp:inline xmlns:a="http://schemas.openxmlformats.org/drawingml/2006/main" xmlns:pic="http://schemas.openxmlformats.org/drawingml/2006/picture">
+            <wp:extent cx="4389120" cy="2466452"/>
+            <wp:docPr id="7" name="Picture 7"/>
+            <wp:cNvGraphicFramePr>
+              <a:graphicFrameLocks noChangeAspect="1"/>
+            </wp:cNvGraphicFramePr>
+            <a:graphic>
+              <a:graphicData uri="http://schemas.openxmlformats.org/drawingml/2006/picture">
+                <pic:pic>
+                  <pic:nvPicPr>
+                    <pic:cNvPr id="0" name="image.png"/>
+                    <pic:cNvPicPr/>
+                  </pic:nvPicPr>
+                  <pic:blipFill>
+                    <a:blip r:embed="rId23"/>
+                    <a:stretch>
+                      <a:fillRect/>
+                    </a:stretch>
+                  </pic:blipFill>
+                  <pic:spPr>
+                    <a:xfrm>
+                      <a:off x="0" y="0"/>
+                      <a:ext cx="4389120" cy="2466452"/>
+                    </a:xfrm>
+                    <a:prstGeom prst="rect"/>
+                  </pic:spPr>
+                </pic:pic>
+              </a:graphicData>
+            </a:graphic>
+          </wp:inline>
+        </w:drawing>
+      </w:r>
+    </w:p>
+    <w:p>
+      <w:pPr>
         <w:spacing w:after="120" w:line="276" w:lineRule="auto"/>
         <w:jc w:val="both"/>
       </w:pPr>
@@ -666,7 +706,7 @@
         <w:spacing w:after="80"/>
         <w:jc w:val="left"/>
       </w:pPr>
-      <w:hyperlink r:id="rId23">
+      <w:hyperlink r:id="rId24">
         <w:r>
           <w:rPr>
             <w:color w:val="0000FF"/>
@@ -685,7 +725,7 @@
         <w:drawing>
           <wp:inline xmlns:a="http://schemas.openxmlformats.org/drawingml/2006/main" xmlns:pic="http://schemas.openxmlformats.org/drawingml/2006/picture">
             <wp:extent cx="4389120" cy="4389120"/>
-            <wp:docPr id="7" name="Picture 7"/>
+            <wp:docPr id="8" name="Picture 8"/>
             <wp:cNvGraphicFramePr>
               <a:graphicFrameLocks noChangeAspect="1"/>
             </wp:cNvGraphicFramePr>
@@ -697,7 +737,7 @@
                     <pic:cNvPicPr/>
                   </pic:nvPicPr>
                   <pic:blipFill>
-                    <a:blip r:embed="rId24"/>
+                    <a:blip r:embed="rId25"/>
                     <a:stretch>
                       <a:fillRect/>
                     </a:stretch>
@@ -755,7 +795,7 @@
         <w:spacing w:after="80"/>
         <w:jc w:val="left"/>
       </w:pPr>
-      <w:hyperlink r:id="rId25">
+      <w:hyperlink r:id="rId26">
         <w:r>
           <w:rPr>
             <w:color w:val="0000FF"/>
@@ -764,6 +804,46 @@
           <w:t>Read more</w:t>
         </w:r>
       </w:hyperlink>
+    </w:p>
+    <w:p>
+      <w:pPr>
+        <w:spacing w:after="120"/>
+        <w:jc w:val="center"/>
+      </w:pPr>
+      <w:r>
+        <w:drawing>
+          <wp:inline xmlns:a="http://schemas.openxmlformats.org/drawingml/2006/main" xmlns:pic="http://schemas.openxmlformats.org/drawingml/2006/picture">
+            <wp:extent cx="4389120" cy="2470912"/>
+            <wp:docPr id="9" name="Picture 9"/>
+            <wp:cNvGraphicFramePr>
+              <a:graphicFrameLocks noChangeAspect="1"/>
+            </wp:cNvGraphicFramePr>
+            <a:graphic>
+              <a:graphicData uri="http://schemas.openxmlformats.org/drawingml/2006/picture">
+                <pic:pic>
+                  <pic:nvPicPr>
+                    <pic:cNvPr id="0" name="image.png"/>
+                    <pic:cNvPicPr/>
+                  </pic:nvPicPr>
+                  <pic:blipFill>
+                    <a:blip r:embed="rId27"/>
+                    <a:stretch>
+                      <a:fillRect/>
+                    </a:stretch>
+                  </pic:blipFill>
+                  <pic:spPr>
+                    <a:xfrm>
+                      <a:off x="0" y="0"/>
+                      <a:ext cx="4389120" cy="2470912"/>
+                    </a:xfrm>
+                    <a:prstGeom prst="rect"/>
+                  </pic:spPr>
+                </pic:pic>
+              </a:graphicData>
+            </a:graphic>
+          </wp:inline>
+        </w:drawing>
+      </w:r>
     </w:p>
     <w:p>
       <w:pPr>
@@ -804,7 +884,7 @@
         <w:spacing w:after="80"/>
         <w:jc w:val="left"/>
       </w:pPr>
-      <w:hyperlink r:id="rId26">
+      <w:hyperlink r:id="rId28">
         <w:r>
           <w:rPr>
             <w:color w:val="0000FF"/>
@@ -813,6 +893,46 @@
           <w:t>Read more</w:t>
         </w:r>
       </w:hyperlink>
+    </w:p>
+    <w:p>
+      <w:pPr>
+        <w:spacing w:after="120"/>
+        <w:jc w:val="center"/>
+      </w:pPr>
+      <w:r>
+        <w:drawing>
+          <wp:inline xmlns:a="http://schemas.openxmlformats.org/drawingml/2006/main" xmlns:pic="http://schemas.openxmlformats.org/drawingml/2006/picture">
+            <wp:extent cx="4389120" cy="2470912"/>
+            <wp:docPr id="10" name="Picture 10"/>
+            <wp:cNvGraphicFramePr>
+              <a:graphicFrameLocks noChangeAspect="1"/>
+            </wp:cNvGraphicFramePr>
+            <a:graphic>
+              <a:graphicData uri="http://schemas.openxmlformats.org/drawingml/2006/picture">
+                <pic:pic>
+                  <pic:nvPicPr>
+                    <pic:cNvPr id="0" name="image.png"/>
+                    <pic:cNvPicPr/>
+                  </pic:nvPicPr>
+                  <pic:blipFill>
+                    <a:blip r:embed="rId29"/>
+                    <a:stretch>
+                      <a:fillRect/>
+                    </a:stretch>
+                  </pic:blipFill>
+                  <pic:spPr>
+                    <a:xfrm>
+                      <a:off x="0" y="0"/>
+                      <a:ext cx="4389120" cy="2470912"/>
+                    </a:xfrm>
+                    <a:prstGeom prst="rect"/>
+                  </pic:spPr>
+                </pic:pic>
+              </a:graphicData>
+            </a:graphic>
+          </wp:inline>
+        </w:drawing>
+      </w:r>
     </w:p>
     <w:p>
       <w:pPr>

--- a/Space_News_26_07_2026.docx
+++ b/Space_News_26_07_2026.docx
@@ -588,7 +588,7 @@
           <w:rFonts w:ascii="Times New Roman" w:hAnsi="Times New Roman"/>
           <w:sz w:val="24"/>
         </w:rPr>
-        <w:t>Click for next article NASA Astronaut Chris Williams Soyuz MS-28 Undocking - YouTube Watch On A U.S.-Russian crew will return to Earth from the International Space Station early Sunday morning (July 26), and you can watch their homecoming live. A Soyuz spacecraft carrying NASA astronaut Chris Williams and Sergey Kud-Sverchkov and Sergei Mikaev of the Russian space agency Roscosmos is scheduled to undock from the orbiting lab on Sunday at 3:02 a.m. EDT (0702 GMT). The Soyuz, known as MS-28, will land on the steppe of Kazakhstan about 3.5 hours later, at 6:26 a.m. EDT (1026 GMT). You can watch these milestones here at Space.com, courtesy of NASA. Russia's Soyuz MS-28 spacecraft is seen docked to the International Space Station shortly after its arrival on Nov. 27, 2026. (Image credit: NASA) The coverage starts today (July 25) at 9:40 a.m. EDT (1340 GMT) ahead of a change-of-command ceremony aboard the International Space Station (ISS). Kud‑Sverchkov will hand over the reins of the orbiting lab to NASA astronaut Jessica Meir , part of the transition from ISS Expedition 74 to Expedition 75 (which officially begins when Soyuz MS‑28 undocks). You can watch that live via NASA . NASA will resume its webcast tonight at 11:10 p.m. EDT (0310 GMT on July 26) to cover crew farewells and the closing of the hatches between the ISS and Soyuz MS-28, which is expected at 11:30 p.m. EDT (0330 GMT). Undocking coverage begins Sunday at 2:30 a.m. EDT (0630 GMT). The stream will pick up again at 5:15 a.m. EDT (0915 GMT) for deorbit and landing activities . Touchdown will occur southeast of the Kazakh city of Dzhezkazgan, according to NASA. The Soyuz MS-28 crew pose on Nov. 26, 2025, a day before their launch. From left: Chris Williams of NASA and Roscosmos cosmonauts Sergey Kud-Sverchkov and Sergei Mikaev. (Image credit: NASA/Bill Ingalls) Soyuz MS-28 launched to the ISS on Nov. 27 , which was Thanksgiving Day. That liftoff kicked off the first space mission for Williams and Mikaev and the second for Kud‑Sverchkov. When it's all said and done, the trio will have spent 241 days in space on their current flight. They will have orbited Earth 3,856 times and traveled a total of more than 102 million miles (164 million kilometers).</w:t>
+        <w:t>Click for next article NASA Astronaut Chris Williams Soyuz MS-28 Re-entry and Landing - YouTube Watch On A U.S.-Russian crew returned to Earth from the International Space Station early Sunday morning (July 26), after 241 days in orbit. A Soyuz spacecraft carrying NASA astronaut Chris Williams and Sergey Kud-Sverchkov and Sergei Mikaev of the Russian space agency Roscosmos undocked from the orbiting lab on Sunday at 3:03 a.m. EDT (0703 GMT). The Soyuz, known as MS-28, landed on the steppe of Kazakhstan 3 hours and 24 minutes later, at 6:27 a.m. EDT (1027 GMT). Roscosmos' Soyuz MS-28 spacecraft is seen as it lands in a remote area near the town of Dzhezkazgan, Kazakhstan with Expedition 74 NASA astronaut Chris Williams and Roscosmos cosmonauts Sergey Kud-Sverchkov, and Sergei Mikaev aboard, on Sunday, July 26, 2026. (Image credit: NASA/Bill Ingalls) The crew's departure activities began on Saturday morning with a change-of-command ceremony aboard the International Space Station (ISS). Kud‑Sverchkov handed over the reins of the orbiting lab to NASA astronaut Jessica Meir , part of the transition from ISS Expedition 74 to Expedition 75 (which officially began when Soyuz MS‑28 undocked). The crew then gave their farewells and closed the hatches between the ISS and Soyuz MS-28 on Saturday night. NASA astronaut Chris Williams, left, Roscosmos cosmonaut Sergey Kud-Sverchkov, center, and Roscosmos cosmonaut Sergei Mikaev are seen inside the Soyuz MS-28 spacecraft after they landed in Kazakhstan on Sunday, July 26, 2026. (Image credit: NASA/Bill Ingalls) Soyuz MS-28 launched to the ISS on Nov. 27 , which was Thanksgiving Day. That liftoff kicked off the first space mission for Williams and Mikaev and the second for Kud‑Sverchkov, who now has logged 426 days and 9 minutes in space. The MS-28 trio orbited Earth 3,856 times and traveled a total of more than 102 million miles (164 million kilometers).</w:t>
       </w:r>
     </w:p>
     <w:p>

--- a/Space_News_26_07_2026.docx
+++ b/Space_News_26_07_2026.docx
@@ -132,7 +132,7 @@
           <w:b/>
           <w:sz w:val="26"/>
         </w:rPr>
-        <w:t>🌌 अंतरिक्ष समाचार | Space News</w:t>
+        <w:t xml:space="preserve">🌌 अंतरिक्ष समाचार | </w:t>
         <w:br/>
       </w:r>
       <w:r>
